--- a/GUIDE_DEPLOIEMENT.docx
+++ b/GUIDE_DEPLOIEMENT.docx
@@ -3742,6 +3742,55 @@
               <w:rPr>
                 <w:rStyle w:val="VerbatimChar"/>
               </w:rPr>
+              <w:t xml:space="preserve">AUTH_ENCRYPTION_KEY</w:t>
+            </w:r>
+          </w:p>
+        </w:tc>
+        <w:tc>
+          <w:tcPr/>
+          <w:p>
+            <w:pPr>
+              <w:pStyle w:val="Compact"/>
+            </w:pPr>
+            <w:r>
+              <w:t xml:space="preserve">oui</w:t>
+            </w:r>
+          </w:p>
+        </w:tc>
+        <w:tc>
+          <w:tcPr/>
+          <w:p>
+            <w:pPr>
+              <w:pStyle w:val="Compact"/>
+            </w:pPr>
+            <w:r>
+              <w:t xml:space="preserve">—</w:t>
+            </w:r>
+          </w:p>
+        </w:tc>
+        <w:tc>
+          <w:tcPr/>
+          <w:p>
+            <w:pPr>
+              <w:pStyle w:val="Compact"/>
+            </w:pPr>
+            <w:r>
+              <w:t xml:space="preserve">Protection des secrets de double authentification, 32 octets minimum</w:t>
+            </w:r>
+          </w:p>
+        </w:tc>
+      </w:tr>
+      <w:tr>
+        <w:tc>
+          <w:tcPr/>
+          <w:p>
+            <w:pPr>
+              <w:pStyle w:val="Compact"/>
+            </w:pPr>
+            <w:r>
+              <w:rPr>
+                <w:rStyle w:val="VerbatimChar"/>
+              </w:rPr>
               <w:t xml:space="preserve">AUTH_SESSION_HOURS</w:t>
             </w:r>
           </w:p>
@@ -4549,6 +4598,34 @@
     <w:p>
       <w:pPr>
         <w:pStyle w:val="Corpsdetexte"/>
+      </w:pPr>
+      <w:r>
+        <w:t xml:space="preserve">Les deux clés se génèrent une fois par environnement :</w:t>
+      </w:r>
+    </w:p>
+    <w:p>
+      <w:pPr>
+        <w:pStyle w:val="SourceCode"/>
+      </w:pPr>
+      <w:r>
+        <w:rPr>
+          <w:rStyle w:val="VerbatimChar"/>
+        </w:rPr>
+        <w:t xml:space="preserve">node -e "console.log(require('crypto').randomBytes(48).toString('base64'))"   # AUTH_JWT_SECRET</w:t>
+      </w:r>
+      <w:r>
+        <w:br/>
+      </w:r>
+      <w:r>
+        <w:rPr>
+          <w:rStyle w:val="VerbatimChar"/>
+        </w:rPr>
+        <w:t xml:space="preserve">node -e "console.log(require('crypto').randomBytes(32).toString('hex'))"      # AUTH_ENCRYPTION_KEY</w:t>
+      </w:r>
+    </w:p>
+    <w:p>
+      <w:pPr>
+        <w:pStyle w:val="FirstParagraph"/>
       </w:pPr>
       <w:r>
         <w:t xml:space="preserve">Deux garde-fous méritent d’être connus, parce qu’ils bloquent un démarrage qu’on croyait correct :</w:t>
@@ -8337,6 +8414,86 @@
               <w:pStyle w:val="Compact"/>
             </w:pPr>
             <w:r>
+              <w:t xml:space="preserve">Activer la double authentification sur votre compte (</w:t>
+            </w:r>
+            <w:r>
+              <w:rPr>
+                <w:b/>
+                <w:bCs/>
+              </w:rPr>
+              <w:t xml:space="preserve">Mon compte</w:t>
+            </w:r>
+            <w:r>
+              <w:t xml:space="preserve">)</w:t>
+            </w:r>
+          </w:p>
+        </w:tc>
+        <w:tc>
+          <w:tcPr/>
+          <w:p>
+            <w:pPr>
+              <w:pStyle w:val="Compact"/>
+            </w:pPr>
+            <w:r>
+              <w:t xml:space="preserve">QR code, puis code accepté</w:t>
+            </w:r>
+          </w:p>
+        </w:tc>
+      </w:tr>
+      <w:tr>
+        <w:tc>
+          <w:tcPr/>
+          <w:p>
+            <w:pPr>
+              <w:pStyle w:val="Compact"/>
+            </w:pPr>
+            <w:r>
+              <w:t xml:space="preserve">13</w:t>
+            </w:r>
+          </w:p>
+        </w:tc>
+        <w:tc>
+          <w:tcPr/>
+          <w:p>
+            <w:pPr>
+              <w:pStyle w:val="Compact"/>
+            </w:pPr>
+            <w:r>
+              <w:t xml:space="preserve">Se déconnecter, se reconnecter</w:t>
+            </w:r>
+          </w:p>
+        </w:tc>
+        <w:tc>
+          <w:tcPr/>
+          <w:p>
+            <w:pPr>
+              <w:pStyle w:val="Compact"/>
+            </w:pPr>
+            <w:r>
+              <w:t xml:space="preserve">Le mot de passe seul ne suffit plus</w:t>
+            </w:r>
+          </w:p>
+        </w:tc>
+      </w:tr>
+      <w:tr>
+        <w:tc>
+          <w:tcPr/>
+          <w:p>
+            <w:pPr>
+              <w:pStyle w:val="Compact"/>
+            </w:pPr>
+            <w:r>
+              <w:t xml:space="preserve">14</w:t>
+            </w:r>
+          </w:p>
+        </w:tc>
+        <w:tc>
+          <w:tcPr/>
+          <w:p>
+            <w:pPr>
+              <w:pStyle w:val="Compact"/>
+            </w:pPr>
+            <w:r>
               <w:t xml:space="preserve">Redémarrer le serveur central</w:t>
             </w:r>
           </w:p>
@@ -8642,17 +8799,17 @@
         <w:t xml:space="preserve"> </w:t>
       </w:r>
       <w:r>
-        <w:t xml:space="preserve">— il contient des valeurs qu’on ne retrouve pas, en</w:t>
-      </w:r>
-      <w:r>
-        <w:t xml:space="preserve"> </w:t>
-      </w:r>
-      <w:r>
-        <w:t xml:space="preserve">particulier</w:t>
-      </w:r>
-      <w:r>
-        <w:t xml:space="preserve"> </w:t>
-      </w:r>
+        <w:t xml:space="preserve">— il contient des valeurs qu’on ne retrouve pas :</w:t>
+      </w:r>
+    </w:p>
+    <w:p>
+      <w:pPr>
+        <w:pStyle w:val="Compact"/>
+        <w:numPr>
+          <w:ilvl w:val="0"/>
+          <w:numId w:val="1009"/>
+        </w:numPr>
+      </w:pPr>
       <w:r>
         <w:rPr>
           <w:rStyle w:val="VerbatimChar"/>
@@ -8670,32 +8827,81 @@
           <w:b/>
           <w:bCs/>
         </w:rPr>
-        <w:t xml:space="preserve">tous les tokens d’agent existants deviennent</w:t>
+        <w:t xml:space="preserve">tous les tokens d’agent existants deviennent invalides</w:t>
+      </w:r>
+      <w:r>
+        <w:t xml:space="preserve"> </w:t>
+      </w:r>
+      <w:r>
+        <w:t xml:space="preserve">et</w:t>
+      </w:r>
+      <w:r>
+        <w:t xml:space="preserve"> </w:t>
+      </w:r>
+      <w:r>
+        <w:t xml:space="preserve">tous les agents doivent être réinstallés ;</w:t>
+      </w:r>
+    </w:p>
+    <w:p>
+      <w:pPr>
+        <w:pStyle w:val="Compact"/>
+        <w:numPr>
+          <w:ilvl w:val="0"/>
+          <w:numId w:val="1009"/>
+        </w:numPr>
+      </w:pPr>
+      <w:r>
+        <w:rPr>
+          <w:rStyle w:val="VerbatimChar"/>
+        </w:rPr>
+        <w:t xml:space="preserve">AUTH_ENCRYPTION_KEY</w:t>
+      </w:r>
+      <w:r>
+        <w:t xml:space="preserve">, sans laquelle</w:t>
+      </w:r>
+      <w:r>
+        <w:t xml:space="preserve"> </w:t>
       </w:r>
       <w:r>
         <w:rPr>
           <w:b/>
           <w:bCs/>
         </w:rPr>
-        <w:t xml:space="preserve"> </w:t>
+        <w:t xml:space="preserve">les secrets de double authentification déjà appairés</w:t>
       </w:r>
       <w:r>
         <w:rPr>
           <w:b/>
           <w:bCs/>
         </w:rPr>
-        <w:t xml:space="preserve">invalides</w:t>
-      </w:r>
-      <w:r>
         <w:t xml:space="preserve"> </w:t>
       </w:r>
       <w:r>
-        <w:t xml:space="preserve">et tous les agents doivent être réinstallés.</w:t>
+        <w:rPr>
+          <w:b/>
+          <w:bCs/>
+        </w:rPr>
+        <w:t xml:space="preserve">deviennent illisibles</w:t>
+      </w:r>
+      <w:r>
+        <w:t xml:space="preserve">. Les codes de récupération ne sauvent pas de ce cas : leur empreinte</w:t>
+      </w:r>
+      <w:r>
+        <w:t xml:space="preserve"> </w:t>
+      </w:r>
+      <w:r>
+        <w:t xml:space="preserve">dépend de la même clé. Les personnes concernées devront réappairer leur application</w:t>
+      </w:r>
+      <w:r>
+        <w:t xml:space="preserve"> </w:t>
+      </w:r>
+      <w:r>
+        <w:t xml:space="preserve">d’authentification.</w:t>
       </w:r>
     </w:p>
     <w:p>
       <w:pPr>
-        <w:pStyle w:val="Corpsdetexte"/>
+        <w:pStyle w:val="FirstParagraph"/>
       </w:pPr>
       <w:r>
         <w:t xml:space="preserve">Les logs ne sont pas sauvegardés : ils sont volumineux, reconstituables depuis les serveurs</w:t>
@@ -9373,6 +9579,86 @@
           </w:p>
         </w:tc>
       </w:tr>
+      <w:tr>
+        <w:tc>
+          <w:tcPr/>
+          <w:p>
+            <w:pPr>
+              <w:pStyle w:val="Compact"/>
+            </w:pPr>
+            <w:r>
+              <w:t xml:space="preserve">Le code de double authentification est toujours refusé</w:t>
+            </w:r>
+          </w:p>
+        </w:tc>
+        <w:tc>
+          <w:tcPr/>
+          <w:p>
+            <w:pPr>
+              <w:pStyle w:val="Compact"/>
+            </w:pPr>
+            <w:r>
+              <w:t xml:space="preserve">Horloge du téléphone décalée</w:t>
+            </w:r>
+          </w:p>
+        </w:tc>
+        <w:tc>
+          <w:tcPr/>
+          <w:p>
+            <w:pPr>
+              <w:pStyle w:val="Compact"/>
+            </w:pPr>
+            <w:r>
+              <w:t xml:space="preserve">Activer l’heure automatique sur le téléphone ; une minute d’écart suffit</w:t>
+            </w:r>
+          </w:p>
+        </w:tc>
+      </w:tr>
+      <w:tr>
+        <w:tc>
+          <w:tcPr/>
+          <w:p>
+            <w:pPr>
+              <w:pStyle w:val="Compact"/>
+            </w:pPr>
+            <w:r>
+              <w:t xml:space="preserve">Quelqu’un a perdu son téléphone</w:t>
+            </w:r>
+          </w:p>
+        </w:tc>
+        <w:tc>
+          <w:tcPr/>
+          <w:p>
+            <w:pPr>
+              <w:pStyle w:val="Compact"/>
+            </w:pPr>
+            <w:r>
+              <w:t xml:space="preserve">—</w:t>
+            </w:r>
+          </w:p>
+        </w:tc>
+        <w:tc>
+          <w:tcPr/>
+          <w:p>
+            <w:pPr>
+              <w:pStyle w:val="Compact"/>
+            </w:pPr>
+            <w:r>
+              <w:t xml:space="preserve">Ses codes de récupération, ou une réinitialisation depuis l’écran</w:t>
+            </w:r>
+            <w:r>
+              <w:t xml:space="preserve"> </w:t>
+            </w:r>
+            <w:r>
+              <w:rPr>
+                <w:b/>
+                <w:bCs/>
+              </w:rPr>
+              <w:t xml:space="preserve">Utilisateurs</w:t>
+            </w:r>
+          </w:p>
+        </w:tc>
+      </w:tr>
     </w:tbl>
     <w:bookmarkStart w:id="65" w:name="repartir-de-zéro-sur-lauthentification"/>
     <w:p>
@@ -9462,6 +9748,20 @@
       </w:r>
       <w:r>
         <w:t xml:space="preserve">rétablissez les comptes nominatifs. Aucune intervention en base n’est nécessaire.</w:t>
+      </w:r>
+    </w:p>
+    <w:p>
+      <w:pPr>
+        <w:pStyle w:val="Corpsdetexte"/>
+      </w:pPr>
+      <w:r>
+        <w:t xml:space="preserve">Ce compte n’a jamais de double authentification, précisément pour rester utilisable dans cette</w:t>
+      </w:r>
+      <w:r>
+        <w:t xml:space="preserve"> </w:t>
+      </w:r>
+      <w:r>
+        <w:t xml:space="preserve">situation.</w:t>
       </w:r>
     </w:p>
     <w:bookmarkEnd w:id="65"/>
@@ -10518,6 +10818,9 @@
     <w:lvlOverride w:ilvl="8">
       <w:startOverride w:val="1"/>
     </w:lvlOverride>
+  </w:num>
+  <w:num w:numId="1009">
+    <w:abstractNumId w:val="991"/>
   </w:num>
 </w:numbering>
 </file>

--- a/GUIDE_DEPLOIEMENT.docx
+++ b/GUIDE_DEPLOIEMENT.docx
@@ -9574,7 +9574,38 @@
               <w:pStyle w:val="Compact"/>
             </w:pPr>
             <w:r>
-              <w:t xml:space="preserve">Autoriser le son pour le site dans les paramètres du navigateur</w:t>
+              <w:t xml:space="preserve">Sur Edge :</w:t>
+            </w:r>
+            <w:r>
+              <w:t xml:space="preserve"> </w:t>
+            </w:r>
+            <w:r>
+              <w:rPr>
+                <w:rStyle w:val="VerbatimChar"/>
+              </w:rPr>
+              <w:t xml:space="preserve">edge://settings/content/mediaAutoplay</w:t>
+            </w:r>
+            <w:r>
+              <w:t xml:space="preserve"> </w:t>
+            </w:r>
+            <w:r>
+              <w:t xml:space="preserve">→</w:t>
+            </w:r>
+            <w:r>
+              <w:t xml:space="preserve"> </w:t>
+            </w:r>
+            <w:r>
+              <w:rPr>
+                <w:b/>
+                <w:bCs/>
+              </w:rPr>
+              <w:t xml:space="preserve">Autoriser</w:t>
+            </w:r>
+            <w:r>
+              <w:t xml:space="preserve"> </w:t>
+            </w:r>
+            <w:r>
+              <w:t xml:space="preserve">(il est sur « Limiter » par défaut). Chrome n’expose pas ce réglage et autorise de lui-même</w:t>
             </w:r>
           </w:p>
         </w:tc>
